--- a/01-politicas/POL-SGSI-03 - Política de respaldo y recuperación.docx
+++ b/01-politicas/POL-SGSI-03 - Política de respaldo y recuperación.docx
@@ -2284,7 +2284,7 @@
           <w:szCs w:val="22"/>
           <w:lang w:val="en-US"/>
         </w:rPr>
-        <w:t>Los objetivos mínimos para sistemas críticos serán: RTO de 4 horas y RPO de 24 horas.</w:t>
+        <w:t>Los objetivos mínimos para sistemas críticos serán: RTO de 4 horas y RPO de 24 horas. Los sistemas más críticos (base de datos de clientes, portal y ERP) tienen objetivos más estrictos definidos por sistema en el Plan de Continuidad del Negocio (GOB-SGSI-08), con RPO de 1 a 4 horas.</w:t>
       </w:r>
     </w:p>
     <w:p>
@@ -2448,7 +2448,7 @@
           <w:szCs w:val="22"/>
           <w:lang w:val="en-US"/>
         </w:rPr>
-        <w:t>SoA – control 8.13; Matriz de riesgos (R-02, R-10, R-11); Plan de continuidad del negocio; Procedimiento de restauración de servicios críticos.</w:t>
+        <w:t>SoA – controles 8.13, 8.14; Matriz de riesgos (R-02, R-10, R-11); Plan de continuidad del negocio; Procedimiento de restauración de servicios críticos.</w:t>
       </w:r>
     </w:p>
     <w:p>

--- a/01-politicas/POL-SGSI-03 - Política de respaldo y recuperación.docx
+++ b/01-politicas/POL-SGSI-03 - Política de respaldo y recuperación.docx
@@ -2419,6 +2419,35 @@
         </w:rPr>
         <w:t>7. Documentos relacionados</w:t>
       </w:r>
+    </w:p>
+    <w:p>
+      <w:r>
+        <w:rPr>
+          <w:b/>
+        </w:rPr>
+        <w:t xml:space="preserve">Procedimiento(s) vinculado(s): </w:t>
+      </w:r>
+      <w:hyperlink r:id="rIdLnk1" w:history="1">
+        <w:r>
+          <w:rPr>
+            <w:color w:val="0563C1"/>
+            <w:u w:val="single"/>
+          </w:rPr>
+          <w:t xml:space="preserve">PROC-SGSI-02 — Procedimiento de backup de base de datos</w:t>
+        </w:r>
+      </w:hyperlink>
+      <w:r>
+        <w:t xml:space="preserve"> · </w:t>
+      </w:r>
+      <w:hyperlink r:id="rIdLnk2" w:history="1">
+        <w:r>
+          <w:rPr>
+            <w:color w:val="0563C1"/>
+            <w:u w:val="single"/>
+          </w:rPr>
+          <w:t xml:space="preserve">PROC-SGSI-03 — Procedimiento de rollback</w:t>
+        </w:r>
+      </w:hyperlink>
     </w:p>
     <w:p>
       <w:pPr>
